--- a/docs/Felhasznaloi_dokumentacio.docx
+++ b/docs/Felhasznaloi_dokumentacio.docx
@@ -264,7 +264,7 @@
                 <w:sz w:val="20"/>
                 <w:szCs w:val="20"/>
               </w:rPr>
-              <w:t>1.4.42</w:t>
+              <w:t>1.4.43</w:t>
             </w:r>
           </w:p>
         </w:tc>
@@ -594,7 +594,7 @@
                 <w:sz w:val="20"/>
                 <w:szCs w:val="20"/>
               </w:rPr>
-              <w:t>2026. 10. 28.</w:t>
+              <w:t>2026. 10. 29.</w:t>
             </w:r>
           </w:p>
         </w:tc>
@@ -1468,7 +1468,7 @@
         </w:r>
         <w:r>
           <w:rPr/>
-          <w:t>14</w:t>
+          <w:t>13</w:t>
         </w:r>
         <w:r>
           <w:rPr/>
@@ -1507,7 +1507,7 @@
         </w:r>
         <w:r>
           <w:rPr/>
-          <w:t>15</w:t>
+          <w:t>14</w:t>
         </w:r>
         <w:r>
           <w:rPr/>
@@ -1546,7 +1546,7 @@
         </w:r>
         <w:r>
           <w:rPr/>
-          <w:t>16</w:t>
+          <w:t>15</w:t>
         </w:r>
         <w:r>
           <w:rPr/>
@@ -1585,7 +1585,7 @@
         </w:r>
         <w:r>
           <w:rPr/>
-          <w:t>18</w:t>
+          <w:t>16</w:t>
         </w:r>
         <w:r>
           <w:rPr/>
@@ -1641,7 +1641,7 @@
             <w:b/>
             <w:bCs/>
           </w:rPr>
-          <w:t>20</w:t>
+          <w:t>19</w:t>
         </w:r>
         <w:r>
           <w:rPr>
@@ -1683,7 +1683,7 @@
         </w:r>
         <w:r>
           <w:rPr/>
-          <w:t>20</w:t>
+          <w:t>19</w:t>
         </w:r>
         <w:r>
           <w:rPr/>
@@ -1722,7 +1722,7 @@
         </w:r>
         <w:r>
           <w:rPr/>
-          <w:t>21</w:t>
+          <w:t>20</w:t>
         </w:r>
         <w:r>
           <w:rPr/>
@@ -1761,7 +1761,7 @@
         </w:r>
         <w:r>
           <w:rPr/>
-          <w:t>21</w:t>
+          <w:t>20</w:t>
         </w:r>
         <w:r>
           <w:rPr/>
@@ -1800,7 +1800,7 @@
         </w:r>
         <w:r>
           <w:rPr/>
-          <w:t>22</w:t>
+          <w:t>21</w:t>
         </w:r>
         <w:r>
           <w:rPr/>
@@ -1839,7 +1839,7 @@
         </w:r>
         <w:r>
           <w:rPr/>
-          <w:t>23</w:t>
+          <w:t>22</w:t>
         </w:r>
         <w:r>
           <w:rPr/>
@@ -1878,7 +1878,7 @@
         </w:r>
         <w:r>
           <w:rPr/>
-          <w:t>25</w:t>
+          <w:t>24</w:t>
         </w:r>
         <w:r>
           <w:rPr/>
@@ -1917,7 +1917,7 @@
         </w:r>
         <w:r>
           <w:rPr/>
-          <w:t>26</w:t>
+          <w:t>25</w:t>
         </w:r>
         <w:r>
           <w:rPr/>
@@ -1973,7 +1973,7 @@
             <w:b/>
             <w:bCs/>
           </w:rPr>
-          <w:t>27</w:t>
+          <w:t>26</w:t>
         </w:r>
         <w:r>
           <w:rPr>
@@ -2015,7 +2015,7 @@
         </w:r>
         <w:r>
           <w:rPr/>
-          <w:t>27</w:t>
+          <w:t>26</w:t>
         </w:r>
         <w:r>
           <w:rPr/>
@@ -2054,7 +2054,7 @@
         </w:r>
         <w:r>
           <w:rPr/>
-          <w:t>27</w:t>
+          <w:t>26</w:t>
         </w:r>
         <w:r>
           <w:rPr/>
@@ -2110,7 +2110,7 @@
             <w:b/>
             <w:bCs/>
           </w:rPr>
-          <w:t>29</w:t>
+          <w:t>27</w:t>
         </w:r>
         <w:r>
           <w:rPr>
@@ -2169,7 +2169,7 @@
             <w:b/>
             <w:bCs/>
           </w:rPr>
-          <w:t>30</w:t>
+          <w:t>28</w:t>
         </w:r>
         <w:r>
           <w:rPr>
@@ -2228,7 +2228,7 @@
             <w:b/>
             <w:bCs/>
           </w:rPr>
-          <w:t>31</w:t>
+          <w:t>29</w:t>
         </w:r>
         <w:r>
           <w:rPr>
@@ -2270,7 +2270,7 @@
         </w:r>
         <w:r>
           <w:rPr/>
-          <w:t>31</w:t>
+          <w:t>29</w:t>
         </w:r>
         <w:r>
           <w:rPr/>
@@ -2309,7 +2309,7 @@
         </w:r>
         <w:r>
           <w:rPr/>
-          <w:t>31</w:t>
+          <w:t>29</w:t>
         </w:r>
         <w:r>
           <w:rPr/>
@@ -9696,7 +9696,7 @@
         <w:spacing w:before="60" w:after="120"/>
       </w:pPr>
       <w:r>
-        <w:t xml:space="preserve">A levél képviselő-blokkjában a partner területi képviselőjének fotója jelenik meg. A fotó a monogram alapján kerül a képtárba (kisbetűvel, ékezet nélkül, pl. GÁL → gal.webp). Fotó nélkül a levélben a képviselő monogramja látszik.</w:t>
+        <w:t xml:space="preserve">A levél képviselő-blokkjában a partner területi képviselőjének fotója jelenik meg. A fotó a monogram alapján kerül a képtárba (kisbetűvel, ékezet nélkül, pl. GÁL → gal.png; a PNG-t minden levelező, az asztali Outlook is megjeleníti). Fotó nélkül a levélben a képviselő monogramja látszik.</w:t>
       </w:r>
     </w:p>
     <w:p>
@@ -9708,9 +9708,9 @@
       <w:r>
         <w:drawing>
           <wp:inline distT="0" distB="0" distL="0" distR="0">
-            <wp:extent cx="4937760" cy="4214320"/>
+            <wp:extent cx="4937760" cy="4432500"/>
             <wp:effectExtent l="0" t="0" r="0" b="0"/>
-            <wp:docPr id="1017" name="Ábra 17" descr="A Képviselő-fotók ablak: képviselőnként a fotó és a partnerek száma"/>
+            <wp:docPr id="1017" name="Ábra 17" descr="A Képviselő-fotók ablak: fotó feltöltése vagy választása a képtárból"/>
             <wp:cNvGraphicFramePr>
               <a:graphicFrameLocks xmlns:a="http://schemas.openxmlformats.org/drawingml/2006/main" noChangeAspect="1"/>
             </wp:cNvGraphicFramePr>
@@ -9730,7 +9730,7 @@
                   <pic:spPr>
                     <a:xfrm>
                       <a:off x="0" y="0"/>
-                      <a:ext cx="4937760" cy="4214320"/>
+                      <a:ext cx="4937760" cy="4432500"/>
                     </a:xfrm>
                     <a:prstGeom prst="rect">
                       <a:avLst/>
@@ -9771,7 +9771,7 @@
           <w:sz w:val="18"/>
           <w:szCs w:val="18"/>
         </w:rPr>
-        <w:t xml:space="preserve">A Képviselő-fotók ablak: képviselőnként a fotó és a partnerek száma</w:t>
+        <w:t xml:space="preserve">A Képviselő-fotók ablak: fotó feltöltése vagy választása a képtárból</w:t>
       </w:r>
     </w:p>
     <w:p>
@@ -9837,7 +9837,51 @@
         <w:spacing w:after="120"/>
       </w:pPr>
       <w:r>
-        <w:t xml:space="preserve">A program a fotót a megfelelő méretre vágja, elnevezi, és – ha az FTP be van állítva – azonnal fel is tölti.</w:t>
+        <w:t xml:space="preserve">A program a fotót a megfelelő méretre vágja, PNG-ként elnevezi, és – ha az FTP be van állítva – azonnal fel is tölti.</w:t>
+      </w:r>
+    </w:p>
+    <w:p>
+      <w:pPr>
+        <w:numPr>
+          <w:ilvl w:val="0"/>
+          <w:numId w:val="113"/>
+        </w:numPr>
+        <w:spacing w:after="120"/>
+      </w:pPr>
+      <w:r>
+        <w:t xml:space="preserve">Ha a képtárban (assets mappa) már van megfelelő kép, a </w:t>
+      </w:r>
+      <w:r>
+        <w:rPr>
+          <w:b/>
+          <w:bCs/>
+        </w:rPr>
+        <w:t xml:space="preserve">Képtár…</w:t>
+      </w:r>
+      <w:r>
+        <w:t xml:space="preserve"> gombbal választhatja ki helyette. A választás azonnal mentődik, és ezen a gépen megmarad (a beállításfájllal más gépre is átvihető).</w:t>
+      </w:r>
+    </w:p>
+    <w:p>
+      <w:pPr>
+        <w:numPr>
+          <w:ilvl w:val="0"/>
+          <w:numId w:val="113"/>
+        </w:numPr>
+        <w:spacing w:after="120"/>
+      </w:pPr>
+      <w:r>
+        <w:t xml:space="preserve">Az </w:t>
+      </w:r>
+      <w:r>
+        <w:rPr>
+          <w:b/>
+          <w:bCs/>
+        </w:rPr>
+        <w:t xml:space="preserve">Alapértelmezett</w:t>
+      </w:r>
+      <w:r>
+        <w:t xml:space="preserve"> gombbal bármikor visszaállítható a monogram szerinti alapértelmezett fotó.</w:t>
       </w:r>
     </w:p>
     <w:p>
@@ -13494,6 +13538,125 @@
           </w:p>
         </w:tc>
       </w:tr>
+      <w:tr>
+        <w:tblPrEx>
+          <w:tblCellMar>
+            <w:top w:w="0" w:type="dxa"/>
+            <w:bottom w:w="0" w:type="dxa"/>
+          </w:tblCellMar>
+        </w:tblPrEx>
+        <w:trPr>
+          <w:cantSplit/>
+        </w:trPr>
+        <w:tc>
+          <w:tcPr>
+            <w:tcW w:w="1200" w:type="dxa"/>
+            <w:tcBorders>
+              <w:top w:val="single" w:sz="1" w:space="0" w:color="CCCCCC"/>
+              <w:left w:val="single" w:sz="1" w:space="0" w:color="CCCCCC"/>
+              <w:bottom w:val="single" w:sz="1" w:space="0" w:color="CCCCCC"/>
+              <w:right w:val="single" w:sz="1" w:space="0" w:color="CCCCCC"/>
+            </w:tcBorders>
+            <w:shd w:val="clear" w:color="auto" w:fill="FAFAFA"/>
+            <w:tcMar>
+              <w:top w:w="80" w:type="dxa"/>
+              <w:left w:w="120" w:type="dxa"/>
+              <w:bottom w:w="80" w:type="dxa"/>
+              <w:right w:w="120" w:type="dxa"/>
+            </w:tcMar>
+          </w:tcPr>
+          <w:p>
+            <w:r>
+              <w:rPr>
+                <w:sz w:val="20"/>
+                <w:szCs w:val="20"/>
+              </w:rPr>
+              <w:t xml:space="preserve">1.1</w:t>
+            </w:r>
+          </w:p>
+        </w:tc>
+        <w:tc>
+          <w:tcPr>
+            <w:tcW w:w="1700" w:type="dxa"/>
+            <w:tcBorders>
+              <w:top w:val="single" w:sz="1" w:space="0" w:color="CCCCCC"/>
+              <w:left w:val="single" w:sz="1" w:space="0" w:color="CCCCCC"/>
+              <w:bottom w:val="single" w:sz="1" w:space="0" w:color="CCCCCC"/>
+              <w:right w:val="single" w:sz="1" w:space="0" w:color="CCCCCC"/>
+            </w:tcBorders>
+            <w:shd w:val="clear" w:color="auto" w:fill="FAFAFA"/>
+            <w:tcMar>
+              <w:top w:w="80" w:type="dxa"/>
+              <w:left w:w="120" w:type="dxa"/>
+              <w:bottom w:w="80" w:type="dxa"/>
+              <w:right w:w="120" w:type="dxa"/>
+            </w:tcMar>
+          </w:tcPr>
+          <w:p>
+            <w:r>
+              <w:rPr>
+                <w:sz w:val="20"/>
+                <w:szCs w:val="20"/>
+              </w:rPr>
+              <w:t xml:space="preserve">2026. 10. 29.</w:t>
+            </w:r>
+          </w:p>
+        </w:tc>
+        <w:tc>
+          <w:tcPr>
+            <w:tcW w:w="1900" w:type="dxa"/>
+            <w:tcBorders>
+              <w:top w:val="single" w:sz="1" w:space="0" w:color="CCCCCC"/>
+              <w:left w:val="single" w:sz="1" w:space="0" w:color="CCCCCC"/>
+              <w:bottom w:val="single" w:sz="1" w:space="0" w:color="CCCCCC"/>
+              <w:right w:val="single" w:sz="1" w:space="0" w:color="CCCCCC"/>
+            </w:tcBorders>
+            <w:shd w:val="clear" w:color="auto" w:fill="FAFAFA"/>
+            <w:tcMar>
+              <w:top w:w="80" w:type="dxa"/>
+              <w:left w:w="120" w:type="dxa"/>
+              <w:bottom w:w="80" w:type="dxa"/>
+              <w:right w:w="120" w:type="dxa"/>
+            </w:tcMar>
+          </w:tcPr>
+          <w:p>
+            <w:r>
+              <w:rPr>
+                <w:sz w:val="20"/>
+                <w:szCs w:val="20"/>
+              </w:rPr>
+              <w:t xml:space="preserve">Varga Ferenc</w:t>
+            </w:r>
+          </w:p>
+        </w:tc>
+        <w:tc>
+          <w:tcPr>
+            <w:tcW w:w="4566" w:type="dxa"/>
+            <w:tcBorders>
+              <w:top w:val="single" w:sz="1" w:space="0" w:color="CCCCCC"/>
+              <w:left w:val="single" w:sz="1" w:space="0" w:color="CCCCCC"/>
+              <w:bottom w:val="single" w:sz="1" w:space="0" w:color="CCCCCC"/>
+              <w:right w:val="single" w:sz="1" w:space="0" w:color="CCCCCC"/>
+            </w:tcBorders>
+            <w:shd w:val="clear" w:color="auto" w:fill="FAFAFA"/>
+            <w:tcMar>
+              <w:top w:w="80" w:type="dxa"/>
+              <w:left w:w="120" w:type="dxa"/>
+              <w:bottom w:w="80" w:type="dxa"/>
+              <w:right w:w="120" w:type="dxa"/>
+            </w:tcMar>
+          </w:tcPr>
+          <w:p>
+            <w:r>
+              <w:rPr>
+                <w:sz w:val="20"/>
+                <w:szCs w:val="20"/>
+              </w:rPr>
+              <w:t xml:space="preserve">Képviselőfotók PNG-ben; fotó választása a képtárból (Képtár… és Alapértelmezett gomb) – a program 1.4.43-as verziójához.</w:t>
+            </w:r>
+          </w:p>
+        </w:tc>
+      </w:tr>
     </w:tbl>
     <w:p>
       <w:pPr>
@@ -15184,7 +15347,7 @@
                 <w:sz w:val="20"/>
                 <w:szCs w:val="20"/>
               </w:rPr>
-              <w:t xml:space="preserve">A Képviselő-fotók ablak: képviselőnként a fotó és a partnerek száma</w:t>
+              <w:t xml:space="preserve">A Képviselő-fotók ablak: fotó feltöltése vagy választása a képtárból</w:t>
             </w:r>
           </w:p>
         </w:tc>

--- a/docs/Felhasznaloi_dokumentacio.docx
+++ b/docs/Felhasznaloi_dokumentacio.docx
@@ -594,7 +594,7 @@
                 <w:sz w:val="20"/>
                 <w:szCs w:val="20"/>
               </w:rPr>
-              <w:t>2026. 10. 29.</w:t>
+              <w:t>2026. 10. 30.</w:t>
             </w:r>
           </w:p>
         </w:tc>
@@ -1507,7 +1507,7 @@
         </w:r>
         <w:r>
           <w:rPr/>
-          <w:t>14</w:t>
+          <w:t>15</w:t>
         </w:r>
         <w:r>
           <w:rPr/>
@@ -1546,7 +1546,7 @@
         </w:r>
         <w:r>
           <w:rPr/>
-          <w:t>15</w:t>
+          <w:t>16</w:t>
         </w:r>
         <w:r>
           <w:rPr/>
@@ -1585,7 +1585,7 @@
         </w:r>
         <w:r>
           <w:rPr/>
-          <w:t>16</w:t>
+          <w:t>17</w:t>
         </w:r>
         <w:r>
           <w:rPr/>
@@ -1641,7 +1641,7 @@
             <w:b/>
             <w:bCs/>
           </w:rPr>
-          <w:t>19</w:t>
+          <w:t>21</w:t>
         </w:r>
         <w:r>
           <w:rPr>
@@ -1683,7 +1683,7 @@
         </w:r>
         <w:r>
           <w:rPr/>
-          <w:t>19</w:t>
+          <w:t>21</w:t>
         </w:r>
         <w:r>
           <w:rPr/>
@@ -1722,7 +1722,7 @@
         </w:r>
         <w:r>
           <w:rPr/>
-          <w:t>20</w:t>
+          <w:t>22</w:t>
         </w:r>
         <w:r>
           <w:rPr/>
@@ -1761,7 +1761,7 @@
         </w:r>
         <w:r>
           <w:rPr/>
-          <w:t>20</w:t>
+          <w:t>22</w:t>
         </w:r>
         <w:r>
           <w:rPr/>
@@ -1800,7 +1800,7 @@
         </w:r>
         <w:r>
           <w:rPr/>
-          <w:t>21</w:t>
+          <w:t>23</w:t>
         </w:r>
         <w:r>
           <w:rPr/>
@@ -1839,7 +1839,7 @@
         </w:r>
         <w:r>
           <w:rPr/>
-          <w:t>22</w:t>
+          <w:t>24</w:t>
         </w:r>
         <w:r>
           <w:rPr/>
@@ -1878,7 +1878,7 @@
         </w:r>
         <w:r>
           <w:rPr/>
-          <w:t>24</w:t>
+          <w:t>26</w:t>
         </w:r>
         <w:r>
           <w:rPr/>
@@ -1917,7 +1917,7 @@
         </w:r>
         <w:r>
           <w:rPr/>
-          <w:t>25</w:t>
+          <w:t>27</w:t>
         </w:r>
         <w:r>
           <w:rPr/>
@@ -1973,7 +1973,7 @@
             <w:b/>
             <w:bCs/>
           </w:rPr>
-          <w:t>26</w:t>
+          <w:t>28</w:t>
         </w:r>
         <w:r>
           <w:rPr>
@@ -2015,7 +2015,7 @@
         </w:r>
         <w:r>
           <w:rPr/>
-          <w:t>26</w:t>
+          <w:t>28</w:t>
         </w:r>
         <w:r>
           <w:rPr/>
@@ -2054,7 +2054,7 @@
         </w:r>
         <w:r>
           <w:rPr/>
-          <w:t>26</w:t>
+          <w:t>28</w:t>
         </w:r>
         <w:r>
           <w:rPr/>
@@ -2110,7 +2110,7 @@
             <w:b/>
             <w:bCs/>
           </w:rPr>
-          <w:t>27</w:t>
+          <w:t>29</w:t>
         </w:r>
         <w:r>
           <w:rPr>
@@ -2169,7 +2169,7 @@
             <w:b/>
             <w:bCs/>
           </w:rPr>
-          <w:t>28</w:t>
+          <w:t>30</w:t>
         </w:r>
         <w:r>
           <w:rPr>
@@ -2228,7 +2228,7 @@
             <w:b/>
             <w:bCs/>
           </w:rPr>
-          <w:t>29</w:t>
+          <w:t>31</w:t>
         </w:r>
         <w:r>
           <w:rPr>
@@ -2270,7 +2270,7 @@
         </w:r>
         <w:r>
           <w:rPr/>
-          <w:t>29</w:t>
+          <w:t>31</w:t>
         </w:r>
         <w:r>
           <w:rPr/>
@@ -2309,7 +2309,7 @@
         </w:r>
         <w:r>
           <w:rPr/>
-          <w:t>29</w:t>
+          <w:t>31</w:t>
         </w:r>
         <w:r>
           <w:rPr/>
@@ -6541,6 +6541,718 @@
     </w:p>
     <w:p>
       <w:pPr>
+        <w:pStyle w:val="Cmsor3"/>
+        <w:keepNext/>
+      </w:pPr>
+      <w:r>
+        <w:t xml:space="preserve">4.2.1. Képek a hírlevélben</w:t>
+      </w:r>
+    </w:p>
+    <w:p>
+      <w:pPr>
+        <w:spacing w:before="60" w:after="120"/>
+      </w:pPr>
+      <w:r>
+        <w:t xml:space="preserve">A levél képeit (borító, termékképek, képviselőfotók, saját grafikák) a partnerek levelezője a webes </w:t>
+      </w:r>
+      <w:r>
+        <w:rPr>
+          <w:b/>
+          <w:bCs/>
+        </w:rPr>
+        <w:t xml:space="preserve">képtárból</w:t>
+      </w:r>
+      <w:r>
+        <w:t xml:space="preserve"> tölti le. Hogy minden levelezőben – az asztali Outlookban is – megjelenjenek, ezeket a formátumokat használja:</w:t>
+      </w:r>
+    </w:p>
+    <w:tbl>
+      <w:tblPr>
+        <w:tblW w:w="9366" w:type="dxa"/>
+        <w:tblBorders>
+          <w:top w:val="single" w:sz="4" w:space="0" w:color="auto"/>
+          <w:left w:val="single" w:sz="4" w:space="0" w:color="auto"/>
+          <w:bottom w:val="single" w:sz="4" w:space="0" w:color="auto"/>
+          <w:right w:val="single" w:sz="4" w:space="0" w:color="auto"/>
+          <w:insideH w:val="single" w:sz="4" w:space="0" w:color="auto"/>
+          <w:insideV w:val="single" w:sz="4" w:space="0" w:color="auto"/>
+        </w:tblBorders>
+        <w:tblCellMar>
+          <w:left w:w="10" w:type="dxa"/>
+          <w:right w:w="10" w:type="dxa"/>
+        </w:tblCellMar>
+        <w:tblLook w:val="04A0" w:firstRow="1" w:lastRow="0" w:firstColumn="1" w:lastColumn="0" w:noHBand="0" w:noVBand="1"/>
+      </w:tblPr>
+      <w:tblGrid>
+        <w:gridCol w:w="1700"/>
+        <w:gridCol w:w="3400"/>
+        <w:gridCol w:w="4266"/>
+      </w:tblGrid>
+      <w:tr>
+        <w:tblPrEx>
+          <w:tblCellMar>
+            <w:top w:w="0" w:type="dxa"/>
+            <w:bottom w:w="0" w:type="dxa"/>
+          </w:tblCellMar>
+        </w:tblPrEx>
+        <w:trPr>
+          <w:tblHeader/>
+          <w:cantSplit/>
+        </w:trPr>
+        <w:tc>
+          <w:tcPr>
+            <w:tcW w:w="1700" w:type="dxa"/>
+            <w:tcBorders>
+              <w:top w:val="single" w:sz="1" w:space="0" w:color="CCCCCC"/>
+              <w:left w:val="single" w:sz="1" w:space="0" w:color="CCCCCC"/>
+              <w:bottom w:val="single" w:sz="1" w:space="0" w:color="CCCCCC"/>
+              <w:right w:val="single" w:sz="1" w:space="0" w:color="CCCCCC"/>
+            </w:tcBorders>
+            <w:shd w:val="clear" w:color="auto" w:fill="231F20"/>
+            <w:tcMar>
+              <w:top w:w="80" w:type="dxa"/>
+              <w:left w:w="120" w:type="dxa"/>
+              <w:bottom w:w="80" w:type="dxa"/>
+              <w:right w:w="120" w:type="dxa"/>
+            </w:tcMar>
+            <w:vAlign w:val="center"/>
+          </w:tcPr>
+          <w:p>
+            <w:r>
+              <w:rPr>
+                <w:b/>
+                <w:bCs/>
+                <w:color w:val="FFFFFF"/>
+                <w:sz w:val="20"/>
+                <w:szCs w:val="20"/>
+              </w:rPr>
+              <w:t xml:space="preserve">Formátum</w:t>
+            </w:r>
+          </w:p>
+        </w:tc>
+        <w:tc>
+          <w:tcPr>
+            <w:tcW w:w="3400" w:type="dxa"/>
+            <w:tcBorders>
+              <w:top w:val="single" w:sz="1" w:space="0" w:color="CCCCCC"/>
+              <w:left w:val="single" w:sz="1" w:space="0" w:color="CCCCCC"/>
+              <w:bottom w:val="single" w:sz="1" w:space="0" w:color="CCCCCC"/>
+              <w:right w:val="single" w:sz="1" w:space="0" w:color="CCCCCC"/>
+            </w:tcBorders>
+            <w:shd w:val="clear" w:color="auto" w:fill="231F20"/>
+            <w:tcMar>
+              <w:top w:w="80" w:type="dxa"/>
+              <w:left w:w="120" w:type="dxa"/>
+              <w:bottom w:w="80" w:type="dxa"/>
+              <w:right w:w="120" w:type="dxa"/>
+            </w:tcMar>
+            <w:vAlign w:val="center"/>
+          </w:tcPr>
+          <w:p>
+            <w:r>
+              <w:rPr>
+                <w:b/>
+                <w:bCs/>
+                <w:color w:val="FFFFFF"/>
+                <w:sz w:val="20"/>
+                <w:szCs w:val="20"/>
+              </w:rPr>
+              <w:t xml:space="preserve">Mire való</w:t>
+            </w:r>
+          </w:p>
+        </w:tc>
+        <w:tc>
+          <w:tcPr>
+            <w:tcW w:w="4266" w:type="dxa"/>
+            <w:tcBorders>
+              <w:top w:val="single" w:sz="1" w:space="0" w:color="CCCCCC"/>
+              <w:left w:val="single" w:sz="1" w:space="0" w:color="CCCCCC"/>
+              <w:bottom w:val="single" w:sz="1" w:space="0" w:color="CCCCCC"/>
+              <w:right w:val="single" w:sz="1" w:space="0" w:color="CCCCCC"/>
+            </w:tcBorders>
+            <w:shd w:val="clear" w:color="auto" w:fill="231F20"/>
+            <w:tcMar>
+              <w:top w:w="80" w:type="dxa"/>
+              <w:left w:w="120" w:type="dxa"/>
+              <w:bottom w:w="80" w:type="dxa"/>
+              <w:right w:w="120" w:type="dxa"/>
+            </w:tcMar>
+            <w:vAlign w:val="center"/>
+          </w:tcPr>
+          <w:p>
+            <w:r>
+              <w:rPr>
+                <w:b/>
+                <w:bCs/>
+                <w:color w:val="FFFFFF"/>
+                <w:sz w:val="20"/>
+                <w:szCs w:val="20"/>
+              </w:rPr>
+              <w:t xml:space="preserve">Megjegyzés</w:t>
+            </w:r>
+          </w:p>
+        </w:tc>
+      </w:tr>
+      <w:tr>
+        <w:tblPrEx>
+          <w:tblCellMar>
+            <w:top w:w="0" w:type="dxa"/>
+            <w:bottom w:w="0" w:type="dxa"/>
+          </w:tblCellMar>
+        </w:tblPrEx>
+        <w:trPr>
+          <w:cantSplit/>
+        </w:trPr>
+        <w:tc>
+          <w:tcPr>
+            <w:tcW w:w="1700" w:type="dxa"/>
+            <w:tcBorders>
+              <w:top w:val="single" w:sz="1" w:space="0" w:color="CCCCCC"/>
+              <w:left w:val="single" w:sz="1" w:space="0" w:color="CCCCCC"/>
+              <w:bottom w:val="single" w:sz="1" w:space="0" w:color="CCCCCC"/>
+              <w:right w:val="single" w:sz="1" w:space="0" w:color="CCCCCC"/>
+            </w:tcBorders>
+            <w:shd w:val="clear" w:color="auto" w:fill="FFFFFF"/>
+            <w:tcMar>
+              <w:top w:w="80" w:type="dxa"/>
+              <w:left w:w="120" w:type="dxa"/>
+              <w:bottom w:w="80" w:type="dxa"/>
+              <w:right w:w="120" w:type="dxa"/>
+            </w:tcMar>
+          </w:tcPr>
+          <w:p>
+            <w:r>
+              <w:rPr>
+                <w:sz w:val="20"/>
+                <w:szCs w:val="20"/>
+                <w:b/>
+                <w:bCs/>
+              </w:rPr>
+              <w:t xml:space="preserve">JPG</w:t>
+            </w:r>
+          </w:p>
+        </w:tc>
+        <w:tc>
+          <w:tcPr>
+            <w:tcW w:w="3400" w:type="dxa"/>
+            <w:tcBorders>
+              <w:top w:val="single" w:sz="1" w:space="0" w:color="CCCCCC"/>
+              <w:left w:val="single" w:sz="1" w:space="0" w:color="CCCCCC"/>
+              <w:bottom w:val="single" w:sz="1" w:space="0" w:color="CCCCCC"/>
+              <w:right w:val="single" w:sz="1" w:space="0" w:color="CCCCCC"/>
+            </w:tcBorders>
+            <w:shd w:val="clear" w:color="auto" w:fill="FFFFFF"/>
+            <w:tcMar>
+              <w:top w:w="80" w:type="dxa"/>
+              <w:left w:w="120" w:type="dxa"/>
+              <w:bottom w:w="80" w:type="dxa"/>
+              <w:right w:w="120" w:type="dxa"/>
+            </w:tcMar>
+          </w:tcPr>
+          <w:p>
+            <w:r>
+              <w:rPr>
+                <w:sz w:val="20"/>
+                <w:szCs w:val="20"/>
+              </w:rPr>
+              <w:t xml:space="preserve">Fotók: borítókép, termékfotó</w:t>
+            </w:r>
+          </w:p>
+        </w:tc>
+        <w:tc>
+          <w:tcPr>
+            <w:tcW w:w="4266" w:type="dxa"/>
+            <w:tcBorders>
+              <w:top w:val="single" w:sz="1" w:space="0" w:color="CCCCCC"/>
+              <w:left w:val="single" w:sz="1" w:space="0" w:color="CCCCCC"/>
+              <w:bottom w:val="single" w:sz="1" w:space="0" w:color="CCCCCC"/>
+              <w:right w:val="single" w:sz="1" w:space="0" w:color="CCCCCC"/>
+            </w:tcBorders>
+            <w:shd w:val="clear" w:color="auto" w:fill="FFFFFF"/>
+            <w:tcMar>
+              <w:top w:w="80" w:type="dxa"/>
+              <w:left w:w="120" w:type="dxa"/>
+              <w:bottom w:w="80" w:type="dxa"/>
+              <w:right w:w="120" w:type="dxa"/>
+            </w:tcMar>
+          </w:tcPr>
+          <w:p>
+            <w:r>
+              <w:rPr>
+                <w:sz w:val="20"/>
+                <w:szCs w:val="20"/>
+              </w:rPr>
+              <w:t xml:space="preserve">Minden levelező megjeleníti. 75–85%-os minőségben mentve kicsi és éles.</w:t>
+            </w:r>
+          </w:p>
+        </w:tc>
+      </w:tr>
+      <w:tr>
+        <w:tblPrEx>
+          <w:tblCellMar>
+            <w:top w:w="0" w:type="dxa"/>
+            <w:bottom w:w="0" w:type="dxa"/>
+          </w:tblCellMar>
+        </w:tblPrEx>
+        <w:trPr>
+          <w:cantSplit/>
+        </w:trPr>
+        <w:tc>
+          <w:tcPr>
+            <w:tcW w:w="1700" w:type="dxa"/>
+            <w:tcBorders>
+              <w:top w:val="single" w:sz="1" w:space="0" w:color="CCCCCC"/>
+              <w:left w:val="single" w:sz="1" w:space="0" w:color="CCCCCC"/>
+              <w:bottom w:val="single" w:sz="1" w:space="0" w:color="CCCCCC"/>
+              <w:right w:val="single" w:sz="1" w:space="0" w:color="CCCCCC"/>
+            </w:tcBorders>
+            <w:shd w:val="clear" w:color="auto" w:fill="FAFAFA"/>
+            <w:tcMar>
+              <w:top w:w="80" w:type="dxa"/>
+              <w:left w:w="120" w:type="dxa"/>
+              <w:bottom w:w="80" w:type="dxa"/>
+              <w:right w:w="120" w:type="dxa"/>
+            </w:tcMar>
+          </w:tcPr>
+          <w:p>
+            <w:r>
+              <w:rPr>
+                <w:sz w:val="20"/>
+                <w:szCs w:val="20"/>
+                <w:b/>
+                <w:bCs/>
+              </w:rPr>
+              <w:t xml:space="preserve">PNG</w:t>
+            </w:r>
+          </w:p>
+        </w:tc>
+        <w:tc>
+          <w:tcPr>
+            <w:tcW w:w="3400" w:type="dxa"/>
+            <w:tcBorders>
+              <w:top w:val="single" w:sz="1" w:space="0" w:color="CCCCCC"/>
+              <w:left w:val="single" w:sz="1" w:space="0" w:color="CCCCCC"/>
+              <w:bottom w:val="single" w:sz="1" w:space="0" w:color="CCCCCC"/>
+              <w:right w:val="single" w:sz="1" w:space="0" w:color="CCCCCC"/>
+            </w:tcBorders>
+            <w:shd w:val="clear" w:color="auto" w:fill="FAFAFA"/>
+            <w:tcMar>
+              <w:top w:w="80" w:type="dxa"/>
+              <w:left w:w="120" w:type="dxa"/>
+              <w:bottom w:w="80" w:type="dxa"/>
+              <w:right w:w="120" w:type="dxa"/>
+            </w:tcMar>
+          </w:tcPr>
+          <w:p>
+            <w:r>
+              <w:rPr>
+                <w:sz w:val="20"/>
+                <w:szCs w:val="20"/>
+              </w:rPr>
+              <w:t xml:space="preserve">Logó, ikon, képviselőfotó, átlátszó hátterű vagy szöveges grafika</w:t>
+            </w:r>
+          </w:p>
+        </w:tc>
+        <w:tc>
+          <w:tcPr>
+            <w:tcW w:w="4266" w:type="dxa"/>
+            <w:tcBorders>
+              <w:top w:val="single" w:sz="1" w:space="0" w:color="CCCCCC"/>
+              <w:left w:val="single" w:sz="1" w:space="0" w:color="CCCCCC"/>
+              <w:bottom w:val="single" w:sz="1" w:space="0" w:color="CCCCCC"/>
+              <w:right w:val="single" w:sz="1" w:space="0" w:color="CCCCCC"/>
+            </w:tcBorders>
+            <w:shd w:val="clear" w:color="auto" w:fill="FAFAFA"/>
+            <w:tcMar>
+              <w:top w:w="80" w:type="dxa"/>
+              <w:left w:w="120" w:type="dxa"/>
+              <w:bottom w:w="80" w:type="dxa"/>
+              <w:right w:w="120" w:type="dxa"/>
+            </w:tcMar>
+          </w:tcPr>
+          <w:p>
+            <w:r>
+              <w:rPr>
+                <w:sz w:val="20"/>
+                <w:szCs w:val="20"/>
+              </w:rPr>
+              <w:t xml:space="preserve">Minden levelező megjeleníti.</w:t>
+            </w:r>
+          </w:p>
+        </w:tc>
+      </w:tr>
+      <w:tr>
+        <w:tblPrEx>
+          <w:tblCellMar>
+            <w:top w:w="0" w:type="dxa"/>
+            <w:bottom w:w="0" w:type="dxa"/>
+          </w:tblCellMar>
+        </w:tblPrEx>
+        <w:trPr>
+          <w:cantSplit/>
+        </w:trPr>
+        <w:tc>
+          <w:tcPr>
+            <w:tcW w:w="1700" w:type="dxa"/>
+            <w:tcBorders>
+              <w:top w:val="single" w:sz="1" w:space="0" w:color="CCCCCC"/>
+              <w:left w:val="single" w:sz="1" w:space="0" w:color="CCCCCC"/>
+              <w:bottom w:val="single" w:sz="1" w:space="0" w:color="CCCCCC"/>
+              <w:right w:val="single" w:sz="1" w:space="0" w:color="CCCCCC"/>
+            </w:tcBorders>
+            <w:shd w:val="clear" w:color="auto" w:fill="FFFFFF"/>
+            <w:tcMar>
+              <w:top w:w="80" w:type="dxa"/>
+              <w:left w:w="120" w:type="dxa"/>
+              <w:bottom w:w="80" w:type="dxa"/>
+              <w:right w:w="120" w:type="dxa"/>
+            </w:tcMar>
+          </w:tcPr>
+          <w:p>
+            <w:r>
+              <w:rPr>
+                <w:sz w:val="20"/>
+                <w:szCs w:val="20"/>
+                <w:b/>
+                <w:bCs/>
+              </w:rPr>
+              <w:t xml:space="preserve">GIF</w:t>
+            </w:r>
+          </w:p>
+        </w:tc>
+        <w:tc>
+          <w:tcPr>
+            <w:tcW w:w="3400" w:type="dxa"/>
+            <w:tcBorders>
+              <w:top w:val="single" w:sz="1" w:space="0" w:color="CCCCCC"/>
+              <w:left w:val="single" w:sz="1" w:space="0" w:color="CCCCCC"/>
+              <w:bottom w:val="single" w:sz="1" w:space="0" w:color="CCCCCC"/>
+              <w:right w:val="single" w:sz="1" w:space="0" w:color="CCCCCC"/>
+            </w:tcBorders>
+            <w:shd w:val="clear" w:color="auto" w:fill="FFFFFF"/>
+            <w:tcMar>
+              <w:top w:w="80" w:type="dxa"/>
+              <w:left w:w="120" w:type="dxa"/>
+              <w:bottom w:w="80" w:type="dxa"/>
+              <w:right w:w="120" w:type="dxa"/>
+            </w:tcMar>
+          </w:tcPr>
+          <w:p>
+            <w:r>
+              <w:rPr>
+                <w:sz w:val="20"/>
+                <w:szCs w:val="20"/>
+              </w:rPr>
+              <w:t xml:space="preserve">Csak ha a képnek mozognia kell</w:t>
+            </w:r>
+          </w:p>
+        </w:tc>
+        <w:tc>
+          <w:tcPr>
+            <w:tcW w:w="4266" w:type="dxa"/>
+            <w:tcBorders>
+              <w:top w:val="single" w:sz="1" w:space="0" w:color="CCCCCC"/>
+              <w:left w:val="single" w:sz="1" w:space="0" w:color="CCCCCC"/>
+              <w:bottom w:val="single" w:sz="1" w:space="0" w:color="CCCCCC"/>
+              <w:right w:val="single" w:sz="1" w:space="0" w:color="CCCCCC"/>
+            </w:tcBorders>
+            <w:shd w:val="clear" w:color="auto" w:fill="FFFFFF"/>
+            <w:tcMar>
+              <w:top w:w="80" w:type="dxa"/>
+              <w:left w:w="120" w:type="dxa"/>
+              <w:bottom w:w="80" w:type="dxa"/>
+              <w:right w:w="120" w:type="dxa"/>
+            </w:tcMar>
+          </w:tcPr>
+          <w:p>
+            <w:r>
+              <w:rPr>
+                <w:sz w:val="20"/>
+                <w:szCs w:val="20"/>
+              </w:rPr>
+              <w:t xml:space="preserve">Az asztali Outlook csak az első képkockát mutatja.</w:t>
+            </w:r>
+          </w:p>
+        </w:tc>
+      </w:tr>
+      <w:tr>
+        <w:tblPrEx>
+          <w:tblCellMar>
+            <w:top w:w="0" w:type="dxa"/>
+            <w:bottom w:w="0" w:type="dxa"/>
+          </w:tblCellMar>
+        </w:tblPrEx>
+        <w:trPr>
+          <w:cantSplit/>
+        </w:trPr>
+        <w:tc>
+          <w:tcPr>
+            <w:tcW w:w="1700" w:type="dxa"/>
+            <w:tcBorders>
+              <w:top w:val="single" w:sz="1" w:space="0" w:color="CCCCCC"/>
+              <w:left w:val="single" w:sz="1" w:space="0" w:color="CCCCCC"/>
+              <w:bottom w:val="single" w:sz="1" w:space="0" w:color="CCCCCC"/>
+              <w:right w:val="single" w:sz="1" w:space="0" w:color="CCCCCC"/>
+            </w:tcBorders>
+            <w:shd w:val="clear" w:color="auto" w:fill="FAFAFA"/>
+            <w:tcMar>
+              <w:top w:w="80" w:type="dxa"/>
+              <w:left w:w="120" w:type="dxa"/>
+              <w:bottom w:w="80" w:type="dxa"/>
+              <w:right w:w="120" w:type="dxa"/>
+            </w:tcMar>
+          </w:tcPr>
+          <w:p>
+            <w:r>
+              <w:rPr>
+                <w:sz w:val="20"/>
+                <w:szCs w:val="20"/>
+                <w:b/>
+                <w:bCs/>
+              </w:rPr>
+              <w:t xml:space="preserve">WebP, SVG, AVIF</w:t>
+            </w:r>
+          </w:p>
+        </w:tc>
+        <w:tc>
+          <w:tcPr>
+            <w:tcW w:w="3400" w:type="dxa"/>
+            <w:tcBorders>
+              <w:top w:val="single" w:sz="1" w:space="0" w:color="CCCCCC"/>
+              <w:left w:val="single" w:sz="1" w:space="0" w:color="CCCCCC"/>
+              <w:bottom w:val="single" w:sz="1" w:space="0" w:color="CCCCCC"/>
+              <w:right w:val="single" w:sz="1" w:space="0" w:color="CCCCCC"/>
+            </w:tcBorders>
+            <w:shd w:val="clear" w:color="auto" w:fill="FAFAFA"/>
+            <w:tcMar>
+              <w:top w:w="80" w:type="dxa"/>
+              <w:left w:w="120" w:type="dxa"/>
+              <w:bottom w:w="80" w:type="dxa"/>
+              <w:right w:w="120" w:type="dxa"/>
+            </w:tcMar>
+          </w:tcPr>
+          <w:p>
+            <w:r>
+              <w:rPr>
+                <w:sz w:val="20"/>
+                <w:szCs w:val="20"/>
+              </w:rPr>
+              <w:t xml:space="preserve">Ne használja</w:t>
+            </w:r>
+          </w:p>
+        </w:tc>
+        <w:tc>
+          <w:tcPr>
+            <w:tcW w:w="4266" w:type="dxa"/>
+            <w:tcBorders>
+              <w:top w:val="single" w:sz="1" w:space="0" w:color="CCCCCC"/>
+              <w:left w:val="single" w:sz="1" w:space="0" w:color="CCCCCC"/>
+              <w:bottom w:val="single" w:sz="1" w:space="0" w:color="CCCCCC"/>
+              <w:right w:val="single" w:sz="1" w:space="0" w:color="CCCCCC"/>
+            </w:tcBorders>
+            <w:shd w:val="clear" w:color="auto" w:fill="FAFAFA"/>
+            <w:tcMar>
+              <w:top w:w="80" w:type="dxa"/>
+              <w:left w:w="120" w:type="dxa"/>
+              <w:bottom w:w="80" w:type="dxa"/>
+              <w:right w:w="120" w:type="dxa"/>
+            </w:tcMar>
+          </w:tcPr>
+          <w:p>
+            <w:r>
+              <w:rPr>
+                <w:sz w:val="20"/>
+                <w:szCs w:val="20"/>
+              </w:rPr>
+              <w:t xml:space="preserve">Az asztali Outlook nem jeleníti meg, a Gmail is csak részben.</w:t>
+            </w:r>
+          </w:p>
+        </w:tc>
+      </w:tr>
+    </w:tbl>
+    <w:p>
+      <w:pPr>
+        <w:spacing w:after="60"/>
+      </w:pPr>
+    </w:p>
+    <w:p>
+      <w:pPr>
+        <w:numPr>
+          <w:ilvl w:val="0"/>
+          <w:numId w:val="1"/>
+        </w:numPr>
+        <w:spacing w:after="120"/>
+      </w:pPr>
+      <w:r>
+        <w:rPr>
+          <w:b/>
+          <w:bCs/>
+        </w:rPr>
+        <w:t xml:space="preserve">Méret:</w:t>
+      </w:r>
+      <w:r>
+        <w:t xml:space="preserve"> kétszeres felbontás, hogy telefonon is éles legyen – a teljes szélességű borítókép 1200 px széles, a termékkép legalább 360 × 360 px.</w:t>
+      </w:r>
+    </w:p>
+    <w:p>
+      <w:pPr>
+        <w:numPr>
+          <w:ilvl w:val="0"/>
+          <w:numId w:val="1"/>
+        </w:numPr>
+        <w:spacing w:after="120"/>
+      </w:pPr>
+      <w:r>
+        <w:rPr>
+          <w:b/>
+          <w:bCs/>
+        </w:rPr>
+        <w:t xml:space="preserve">Fájlméret:</w:t>
+      </w:r>
+      <w:r>
+        <w:t xml:space="preserve"> képenként lehetőleg 200 KB alatt (a borító legfeljebb kb. 300 KB).</w:t>
+      </w:r>
+    </w:p>
+    <w:p>
+      <w:pPr>
+        <w:numPr>
+          <w:ilvl w:val="0"/>
+          <w:numId w:val="1"/>
+        </w:numPr>
+        <w:spacing w:after="120"/>
+      </w:pPr>
+      <w:r>
+        <w:rPr>
+          <w:b/>
+          <w:bCs/>
+        </w:rPr>
+        <w:t xml:space="preserve">Színtér:</w:t>
+      </w:r>
+      <w:r>
+        <w:t xml:space="preserve"> sRGB (a CMYK-s JPG egyes levelezőkben fakó vagy hibás lesz).</w:t>
+      </w:r>
+    </w:p>
+    <w:p>
+      <w:pPr>
+        <w:numPr>
+          <w:ilvl w:val="0"/>
+          <w:numId w:val="1"/>
+        </w:numPr>
+        <w:spacing w:after="120"/>
+      </w:pPr>
+      <w:r>
+        <w:rPr>
+          <w:b/>
+          <w:bCs/>
+        </w:rPr>
+        <w:t xml:space="preserve">Fájlnév:</w:t>
+      </w:r>
+      <w:r>
+        <w:t xml:space="preserve"> kisbetű, ékezet és szóköz nélkül, pl. osz-borito-2026-10.jpg. Ha egy kép tartalma megváltozik, kapjon új nevet, mert a levelezők a régit gyorsítótárból mutathatják.</w:t>
+      </w:r>
+    </w:p>
+    <w:p>
+      <w:pPr>
+        <w:pBdr>
+          <w:left w:val="single" w:sz="18" w:space="8" w:color="F1A32B"/>
+        </w:pBdr>
+        <w:spacing w:before="120" w:after="120"/>
+        <w:ind w:left="300" w:right="300"/>
+      </w:pPr>
+      <w:r>
+        <w:rPr>
+          <w:b/>
+          <w:bCs/>
+          <w:color w:val="F1A32B"/>
+          <w:sz w:val="20"/>
+          <w:szCs w:val="20"/>
+        </w:rPr>
+        <w:t xml:space="preserve">💡 Tipp: </w:t>
+      </w:r>
+      <w:r>
+        <w:rPr>
+          <w:sz w:val="20"/>
+          <w:szCs w:val="20"/>
+        </w:rPr>
+        <w:t xml:space="preserve">A képmezők (pl. borítókép, termékkép) melletti </w:t>
+      </w:r>
+      <w:r>
+        <w:rPr>
+          <w:sz w:val="20"/>
+          <w:szCs w:val="20"/>
+          <w:b/>
+          <w:bCs/>
+        </w:rPr>
+        <w:t xml:space="preserve">Képtár…</w:t>
+      </w:r>
+      <w:r>
+        <w:rPr>
+          <w:sz w:val="20"/>
+          <w:szCs w:val="20"/>
+        </w:rPr>
+        <w:t xml:space="preserve"> gombbal a képtárban már fent lévő képek közül lehet választani – nem kell a webcímet kézzel beírni. A „Csak helyben” jelölésű képek a következő FTP-feltöltéssel (vagy a küldés előtti ellenőrzéssel) kerülnek fel.</w:t>
+      </w:r>
+    </w:p>
+    <w:p>
+      <w:pPr>
+        <w:pBdr>
+          <w:left w:val="single" w:sz="18" w:space="8" w:color="2E7D32"/>
+        </w:pBdr>
+        <w:spacing w:before="120" w:after="120"/>
+        <w:ind w:left="300" w:right="300"/>
+      </w:pPr>
+      <w:r>
+        <w:rPr>
+          <w:b/>
+          <w:bCs/>
+          <w:color w:val="2E7D32"/>
+          <w:sz w:val="20"/>
+          <w:szCs w:val="20"/>
+        </w:rPr>
+        <w:t xml:space="preserve">📝 Megjegyzés: </w:t>
+      </w:r>
+      <w:r>
+        <w:rPr>
+          <w:sz w:val="20"/>
+          <w:szCs w:val="20"/>
+        </w:rPr>
+        <w:t xml:space="preserve">A képek helyettesítő szövege (a </w:t>
+      </w:r>
+      <w:r>
+        <w:rPr>
+          <w:sz w:val="20"/>
+          <w:szCs w:val="20"/>
+          <w:b/>
+          <w:bCs/>
+        </w:rPr>
+        <w:t xml:space="preserve">Borítókép helyettesítő szövege</w:t>
+      </w:r>
+      <w:r>
+        <w:rPr>
+          <w:sz w:val="20"/>
+          <w:szCs w:val="20"/>
+        </w:rPr>
+        <w:t xml:space="preserve">, illetve a termékeknél a </w:t>
+      </w:r>
+      <w:r>
+        <w:rPr>
+          <w:sz w:val="20"/>
+          <w:szCs w:val="20"/>
+          <w:b/>
+          <w:bCs/>
+        </w:rPr>
+        <w:t xml:space="preserve">Kép helyettesítő szöveg</w:t>
+      </w:r>
+      <w:r>
+        <w:rPr>
+          <w:sz w:val="20"/>
+          <w:szCs w:val="20"/>
+        </w:rPr>
+        <w:t xml:space="preserve"> mező) akkor látszik, ha a partner levelezője alapból nem tölti be a képeket – érdemes röviden kitölteni.</w:t>
+      </w:r>
+    </w:p>
+    <w:p>
+      <w:pPr>
         <w:pStyle w:val="Cmsor2"/>
         <w:keepNext/>
       </w:pPr>
@@ -8602,6 +9314,126 @@
     </w:p>
     <w:p>
       <w:pPr>
+        <w:pStyle w:val="Cmsor3"/>
+        <w:keepNext/>
+      </w:pPr>
+      <w:r>
+        <w:t xml:space="preserve">4.6.1. Visszajelzések és leiratkozottak</w:t>
+      </w:r>
+    </w:p>
+    <w:p>
+      <w:pPr>
+        <w:spacing w:before="60" w:after="120"/>
+      </w:pPr>
+      <w:r>
+        <w:t xml:space="preserve">A </w:t>
+      </w:r>
+      <w:r>
+        <w:rPr>
+          <w:b/>
+          <w:bCs/>
+        </w:rPr>
+        <w:t xml:space="preserve">Küldés</w:t>
+      </w:r>
+      <w:r>
+        <w:t xml:space="preserve"> lépés alján, a </w:t>
+      </w:r>
+      <w:r>
+        <w:rPr>
+          <w:b/>
+          <w:bCs/>
+        </w:rPr>
+        <w:t xml:space="preserve">Visszajelzések és leiratkozottak</w:t>
+      </w:r>
+      <w:r>
+        <w:t xml:space="preserve"> kártyán követhető, kik nem kaphatnak több levelet:</w:t>
+      </w:r>
+    </w:p>
+    <w:p>
+      <w:pPr>
+        <w:numPr>
+          <w:ilvl w:val="0"/>
+          <w:numId w:val="1"/>
+        </w:numPr>
+        <w:spacing w:after="120"/>
+      </w:pPr>
+      <w:r>
+        <w:rPr>
+          <w:b/>
+          <w:bCs/>
+        </w:rPr>
+        <w:t xml:space="preserve">Visszajelzések frissítése</w:t>
+      </w:r>
+      <w:r>
+        <w:t xml:space="preserve"> – lekéri a Postmarkból a letiltott címeket (végleges visszapattanás, spamjelzés, leiratkozás), és CSV-be menti a kimeneti mappába (postmark-visszajelzesek_&lt;dátum&gt;.csv), a partnerek adataival együtt. Ebből frissíthető a partnertörzs vagy az Excel.</w:t>
+      </w:r>
+    </w:p>
+    <w:p>
+      <w:pPr>
+        <w:numPr>
+          <w:ilvl w:val="0"/>
+          <w:numId w:val="1"/>
+        </w:numPr>
+        <w:spacing w:after="120"/>
+      </w:pPr>
+      <w:r>
+        <w:rPr>
+          <w:b/>
+          <w:bCs/>
+        </w:rPr>
+        <w:t xml:space="preserve">Leiratkozottak importálása…</w:t>
+      </w:r>
+      <w:r>
+        <w:t xml:space="preserve"> – bármilyen CSV vagy szövegfájl, amelyben e-mail címek vannak (pl. egy másik rendszerből kapott leiratkozó-lista). Ezek a címek ezután soha nem kapnak levelet.</w:t>
+      </w:r>
+    </w:p>
+    <w:p>
+      <w:pPr>
+        <w:numPr>
+          <w:ilvl w:val="0"/>
+          <w:numId w:val="1"/>
+        </w:numPr>
+        <w:spacing w:after="120"/>
+      </w:pPr>
+      <w:r>
+        <w:rPr>
+          <w:b/>
+          <w:bCs/>
+        </w:rPr>
+        <w:t xml:space="preserve">Teszt-napló törlése</w:t>
+      </w:r>
+      <w:r>
+        <w:t xml:space="preserve"> – ez a gomb nem a kártyán, hanem egy teszt küldés után a küldés állapotánál jelenik meg. A teszt módok (Validálás, Sandbox, Belső teszt) küldési naplóját törli, hogy ugyanazzal a kampánynévvel újra lehessen próbálni. Az éles küldés naplója nem törölhető.</w:t>
+      </w:r>
+    </w:p>
+    <w:p>
+      <w:pPr>
+        <w:pBdr>
+          <w:left w:val="single" w:sz="18" w:space="8" w:color="2E7D32"/>
+        </w:pBdr>
+        <w:spacing w:before="120" w:after="120"/>
+        <w:ind w:left="300" w:right="300"/>
+      </w:pPr>
+      <w:r>
+        <w:rPr>
+          <w:b/>
+          <w:bCs/>
+          <w:color w:val="2E7D32"/>
+          <w:sz w:val="20"/>
+          <w:szCs w:val="20"/>
+        </w:rPr>
+        <w:t xml:space="preserve">📝 Megjegyzés: </w:t>
+      </w:r>
+      <w:r>
+        <w:rPr>
+          <w:sz w:val="20"/>
+          <w:szCs w:val="20"/>
+        </w:rPr>
+        <w:t xml:space="preserve">A helyi leiratkozó-lista a beállításokkal együtt kerül át másik gépre (lásd 5.6.), és átvételkor csak bővül – egy leiratkozás sem veszhet el.</w:t>
+      </w:r>
+    </w:p>
+    <w:p>
+      <w:pPr>
         <w:pStyle w:val="Cmsor1"/>
         <w:pageBreakBefore/>
         <w:pBdr>
@@ -9912,6 +10744,64 @@
     </w:p>
     <w:p>
       <w:pPr>
+        <w:pBdr>
+          <w:left w:val="single" w:sz="18" w:space="8" w:color="2E7D32"/>
+        </w:pBdr>
+        <w:spacing w:before="120" w:after="120"/>
+        <w:ind w:left="300" w:right="300"/>
+      </w:pPr>
+      <w:r>
+        <w:rPr>
+          <w:b/>
+          <w:bCs/>
+          <w:color w:val="2E7D32"/>
+          <w:sz w:val="20"/>
+          <w:szCs w:val="20"/>
+        </w:rPr>
+        <w:t xml:space="preserve">📝 Megjegyzés: </w:t>
+      </w:r>
+      <w:r>
+        <w:rPr>
+          <w:sz w:val="20"/>
+          <w:szCs w:val="20"/>
+        </w:rPr>
+        <w:t xml:space="preserve">Ha egy képviselő fotója a képtárban eddig csak .webp néven volt fent (pl. gal.webp), töltse fel </w:t>
+      </w:r>
+      <w:r>
+        <w:rPr>
+          <w:sz w:val="20"/>
+          <w:szCs w:val="20"/>
+          <w:b/>
+          <w:bCs/>
+        </w:rPr>
+        <w:t xml:space="preserve">.png</w:t>
+      </w:r>
+      <w:r>
+        <w:rPr>
+          <w:sz w:val="20"/>
+          <w:szCs w:val="20"/>
+        </w:rPr>
+        <w:t xml:space="preserve"> néven is (gal.png), vagy töltse fel újra a </w:t>
+      </w:r>
+      <w:r>
+        <w:rPr>
+          <w:sz w:val="20"/>
+          <w:szCs w:val="20"/>
+          <w:b/>
+          <w:bCs/>
+        </w:rPr>
+        <w:t xml:space="preserve">Fotó…</w:t>
+      </w:r>
+      <w:r>
+        <w:rPr>
+          <w:sz w:val="20"/>
+          <w:szCs w:val="20"/>
+        </w:rPr>
+        <w:t xml:space="preserve"> gombbal. A programmal korábban feltöltött fotóknál a PNG-változat már megvan.</w:t>
+      </w:r>
+    </w:p>
+    <w:p>
+      <w:pPr>
         <w:pStyle w:val="Cmsor2"/>
         <w:keepNext/>
       </w:pPr>
@@ -13653,6 +14543,125 @@
                 <w:szCs w:val="20"/>
               </w:rPr>
               <w:t xml:space="preserve">Képviselőfotók PNG-ben; fotó választása a képtárból (Képtár… és Alapértelmezett gomb) – a program 1.4.43-as verziójához.</w:t>
+            </w:r>
+          </w:p>
+        </w:tc>
+      </w:tr>
+      <w:tr>
+        <w:tblPrEx>
+          <w:tblCellMar>
+            <w:top w:w="0" w:type="dxa"/>
+            <w:bottom w:w="0" w:type="dxa"/>
+          </w:tblCellMar>
+        </w:tblPrEx>
+        <w:trPr>
+          <w:cantSplit/>
+        </w:trPr>
+        <w:tc>
+          <w:tcPr>
+            <w:tcW w:w="1200" w:type="dxa"/>
+            <w:tcBorders>
+              <w:top w:val="single" w:sz="1" w:space="0" w:color="CCCCCC"/>
+              <w:left w:val="single" w:sz="1" w:space="0" w:color="CCCCCC"/>
+              <w:bottom w:val="single" w:sz="1" w:space="0" w:color="CCCCCC"/>
+              <w:right w:val="single" w:sz="1" w:space="0" w:color="CCCCCC"/>
+            </w:tcBorders>
+            <w:shd w:val="clear" w:color="auto" w:fill="FFFFFF"/>
+            <w:tcMar>
+              <w:top w:w="80" w:type="dxa"/>
+              <w:left w:w="120" w:type="dxa"/>
+              <w:bottom w:w="80" w:type="dxa"/>
+              <w:right w:w="120" w:type="dxa"/>
+            </w:tcMar>
+          </w:tcPr>
+          <w:p>
+            <w:r>
+              <w:rPr>
+                <w:sz w:val="20"/>
+                <w:szCs w:val="20"/>
+              </w:rPr>
+              <w:t xml:space="preserve">1.2</w:t>
+            </w:r>
+          </w:p>
+        </w:tc>
+        <w:tc>
+          <w:tcPr>
+            <w:tcW w:w="1700" w:type="dxa"/>
+            <w:tcBorders>
+              <w:top w:val="single" w:sz="1" w:space="0" w:color="CCCCCC"/>
+              <w:left w:val="single" w:sz="1" w:space="0" w:color="CCCCCC"/>
+              <w:bottom w:val="single" w:sz="1" w:space="0" w:color="CCCCCC"/>
+              <w:right w:val="single" w:sz="1" w:space="0" w:color="CCCCCC"/>
+            </w:tcBorders>
+            <w:shd w:val="clear" w:color="auto" w:fill="FFFFFF"/>
+            <w:tcMar>
+              <w:top w:w="80" w:type="dxa"/>
+              <w:left w:w="120" w:type="dxa"/>
+              <w:bottom w:w="80" w:type="dxa"/>
+              <w:right w:w="120" w:type="dxa"/>
+            </w:tcMar>
+          </w:tcPr>
+          <w:p>
+            <w:r>
+              <w:rPr>
+                <w:sz w:val="20"/>
+                <w:szCs w:val="20"/>
+              </w:rPr>
+              <w:t xml:space="preserve">2026. 10. 30.</w:t>
+            </w:r>
+          </w:p>
+        </w:tc>
+        <w:tc>
+          <w:tcPr>
+            <w:tcW w:w="1900" w:type="dxa"/>
+            <w:tcBorders>
+              <w:top w:val="single" w:sz="1" w:space="0" w:color="CCCCCC"/>
+              <w:left w:val="single" w:sz="1" w:space="0" w:color="CCCCCC"/>
+              <w:bottom w:val="single" w:sz="1" w:space="0" w:color="CCCCCC"/>
+              <w:right w:val="single" w:sz="1" w:space="0" w:color="CCCCCC"/>
+            </w:tcBorders>
+            <w:shd w:val="clear" w:color="auto" w:fill="FFFFFF"/>
+            <w:tcMar>
+              <w:top w:w="80" w:type="dxa"/>
+              <w:left w:w="120" w:type="dxa"/>
+              <w:bottom w:w="80" w:type="dxa"/>
+              <w:right w:w="120" w:type="dxa"/>
+            </w:tcMar>
+          </w:tcPr>
+          <w:p>
+            <w:r>
+              <w:rPr>
+                <w:sz w:val="20"/>
+                <w:szCs w:val="20"/>
+              </w:rPr>
+              <w:t xml:space="preserve">Varga Ferenc</w:t>
+            </w:r>
+          </w:p>
+        </w:tc>
+        <w:tc>
+          <w:tcPr>
+            <w:tcW w:w="4566" w:type="dxa"/>
+            <w:tcBorders>
+              <w:top w:val="single" w:sz="1" w:space="0" w:color="CCCCCC"/>
+              <w:left w:val="single" w:sz="1" w:space="0" w:color="CCCCCC"/>
+              <w:bottom w:val="single" w:sz="1" w:space="0" w:color="CCCCCC"/>
+              <w:right w:val="single" w:sz="1" w:space="0" w:color="CCCCCC"/>
+            </w:tcBorders>
+            <w:shd w:val="clear" w:color="auto" w:fill="FFFFFF"/>
+            <w:tcMar>
+              <w:top w:w="80" w:type="dxa"/>
+              <w:left w:w="120" w:type="dxa"/>
+              <w:bottom w:w="80" w:type="dxa"/>
+              <w:right w:w="120" w:type="dxa"/>
+            </w:tcMar>
+          </w:tcPr>
+          <w:p>
+            <w:r>
+              <w:rPr>
+                <w:sz w:val="20"/>
+                <w:szCs w:val="20"/>
+              </w:rPr>
+              <w:t xml:space="preserve">Új alfejezetek: Képek a hírlevélben (4.2.1.), Visszajelzések és leiratkozottak (4.6.1.); megjegyzés a régi .webp képviselőfotókról (5.4.).</w:t>
             </w:r>
           </w:p>
         </w:tc>
